--- a/public/gallery/examples/project-manager/nl/resume.docx
+++ b/public/gallery/examples/project-manager/nl/resume.docx
@@ -66,7 +66,7 @@
         </w:rPr>
         <w:t xml:space="preserve">📧 </w:t>
       </w:r>
-      <w:hyperlink w:history="1" r:id="rIdgd2znouyn-5-26u-j08ia">
+      <w:hyperlink w:history="1" r:id="rIdbj4glnqgj_7fak74gaudm">
         <w:r>
           <w:rPr>
             <w:sz w:val="18"/>
@@ -89,7 +89,7 @@
         </w:rPr>
         <w:t xml:space="preserve">🔗 </w:t>
       </w:r>
-      <w:hyperlink w:history="1" r:id="rIdp5h-xtkzjbb1kbmf6oxbo">
+      <w:hyperlink w:history="1" r:id="rIdojg75lbbrsnofl8xvabqe">
         <w:r>
           <w:rPr>
             <w:sz w:val="18"/>
@@ -124,7 +124,7 @@
         <w:spacing w:after="200" w:line="276"/>
         <w:jc w:val="center"/>
       </w:pPr>
-      <w:hyperlink w:history="1" r:id="rId3na8mvtvwx4kuenevqdxv">
+      <w:hyperlink w:history="1" r:id="rIdph1wernogpwlovuinjwpv">
         <w:r>
           <w:rPr>
             <w:sz w:val="18"/>
@@ -140,7 +140,7 @@
         </w:rPr>
         <w:t xml:space="preserve"> • </w:t>
       </w:r>
-      <w:hyperlink w:history="1" r:id="rId6lez2dns1vfu4lymymjma">
+      <w:hyperlink w:history="1" r:id="rIdhpxuvmgjlj4e4uynwfrln">
         <w:r>
           <w:rPr>
             <w:sz w:val="18"/>
@@ -299,7 +299,7 @@
         </w:rPr>
         <w:t xml:space="preserve">	</w:t>
       </w:r>
-      <w:hyperlink w:history="1" r:id="rIdmxmg-osvywauaxootsd-4">
+      <w:hyperlink w:history="1" r:id="rIdjlzfyakkhhhupin_dstnp">
         <w:r>
           <w:rPr>
             <w:sz w:val="18"/>
@@ -443,7 +443,7 @@
         </w:rPr>
         <w:t xml:space="preserve">	</w:t>
       </w:r>
-      <w:hyperlink w:history="1" r:id="rIdmvhi6delakgfqyj6xxwcn">
+      <w:hyperlink w:history="1" r:id="rIdqz5l2umepqiwmhlrsqwol">
         <w:r>
           <w:rPr>
             <w:sz w:val="18"/>
@@ -587,7 +587,7 @@
         </w:rPr>
         <w:t xml:space="preserve">	</w:t>
       </w:r>
-      <w:hyperlink w:history="1" r:id="rIdtg1bjoaaj6oax8b8m6ycx">
+      <w:hyperlink w:history="1" r:id="rId0ui7ynppv6uhky0nv5h-q">
         <w:r>
           <w:rPr>
             <w:sz w:val="18"/>
@@ -769,7 +769,7 @@
         </w:rPr>
         <w:t xml:space="preserve">	</w:t>
       </w:r>
-      <w:hyperlink w:history="1" r:id="rIdj20xwxq_yx5bpjbijvavl">
+      <w:hyperlink w:history="1" r:id="rIdxh2pomj9u5mxrl5_-7kfl">
         <w:r>
           <w:rPr>
             <w:sz w:val="18"/>
@@ -932,7 +932,7 @@
         </w:rPr>
         <w:t xml:space="preserve">	</w:t>
       </w:r>
-      <w:hyperlink w:history="1" r:id="rIdy1jl7ivyjcl6j1s2x58os">
+      <w:hyperlink w:history="1" r:id="rIdo_sr_xxaadhcacjjjetsl">
         <w:r>
           <w:rPr>
             <w:sz w:val="18"/>
@@ -1454,7 +1454,7 @@
         </w:rPr>
         <w:t xml:space="preserve">	</w:t>
       </w:r>
-      <w:hyperlink w:history="1" r:id="rIdyn7yuk44ve_t0dmwigui-">
+      <w:hyperlink w:history="1" r:id="rIdrkuat-ryxkc26g1wbi-bz">
         <w:r>
           <w:rPr>
             <w:sz w:val="18"/>
@@ -1520,7 +1520,7 @@
         </w:rPr>
         <w:t xml:space="preserve">	</w:t>
       </w:r>
-      <w:hyperlink w:history="1" r:id="rId9nlv7ryu56czllq3ivrpp">
+      <w:hyperlink w:history="1" r:id="rIdx9mffjjqt-ydqgcnl6wwk">
         <w:r>
           <w:rPr>
             <w:sz w:val="18"/>
@@ -1586,7 +1586,7 @@
         </w:rPr>
         <w:t xml:space="preserve">	</w:t>
       </w:r>
-      <w:hyperlink w:history="1" r:id="rIdi3jrmb7jk5a0xxz79ptwe">
+      <w:hyperlink w:history="1" r:id="rId3ziwjczo1r7db9uglfye-">
         <w:r>
           <w:rPr>
             <w:sz w:val="18"/>
@@ -1671,7 +1671,7 @@
         </w:rPr>
         <w:t xml:space="preserve">	</w:t>
       </w:r>
-      <w:hyperlink w:history="1" r:id="rIdleultofh_mwr2gfxhjcva">
+      <w:hyperlink w:history="1" r:id="rIddgoeertyif7j4xu8wy54o">
         <w:r>
           <w:rPr>
             <w:sz w:val="18"/>
@@ -2124,7 +2124,7 @@
         </w:rPr>
         <w:t xml:space="preserve">	</w:t>
       </w:r>
-      <w:hyperlink w:history="1" r:id="rId94zcogsnb9jl6zzexgxmv">
+      <w:hyperlink w:history="1" r:id="rId6i0f0nfsjrp5ie-vaobp7">
         <w:r>
           <w:rPr>
             <w:sz w:val="18"/>
